--- a/fuentes/228122_CF02_Guion_VIDEO.docx
+++ b/fuentes/228122_CF02_Guion_VIDEO.docx
@@ -21,8 +21,20 @@
           <w:szCs w:val="20"/>
           <w:lang w:val="es-ES"/>
         </w:rPr>
-        <w:t>GUION INTRODUCCIÓN COMPONENTE FORMATIVO 01</w:t>
-      </w:r>
+        <w:t>GUION INTR</w:t>
+      </w:r>
+      <w:r>
+        <w:rPr>
+          <w:rFonts w:ascii="Arial" w:hAnsi="Arial" w:cs="Arial"/>
+          <w:b/>
+          <w:sz w:val="20"/>
+          <w:szCs w:val="20"/>
+          <w:lang w:val="es-ES"/>
+        </w:rPr>
+        <w:t>ODUCCIÓN COMPONENTE FORMATIVO 02</w:t>
+      </w:r>
+      <w:bookmarkStart w:id="0" w:name="_GoBack"/>
+      <w:bookmarkEnd w:id="0"/>
     </w:p>
     <w:p>
       <w:pPr>
@@ -54,7 +66,7 @@
         </w:rPr>
         <w:t xml:space="preserve"> </w:t>
       </w:r>
-      <w:bookmarkStart w:id="0" w:name="_Int_yEqNJIrk"/>
+      <w:bookmarkStart w:id="1" w:name="_Int_yEqNJIrk"/>
       <w:r>
         <w:rPr>
           <w:rFonts w:ascii="Arial" w:hAnsi="Arial" w:cs="Arial"/>
@@ -99,6 +111,7 @@
         </w:rPr>
       </w:pPr>
     </w:p>
+    <w:bookmarkEnd w:id="1"/>
     <w:p>
       <w:pPr>
         <w:rPr>
@@ -107,8 +120,6 @@
           <w:szCs w:val="20"/>
         </w:rPr>
       </w:pPr>
-      <w:bookmarkStart w:id="1" w:name="_GoBack"/>
-      <w:bookmarkEnd w:id="0"/>
       <w:r>
         <w:rPr>
           <w:rFonts w:ascii="Arial" w:hAnsi="Arial" w:cs="Arial"/>
@@ -696,7 +707,6 @@
         <w:t xml:space="preserve"> que pueden surgir durante el desarrollo.</w:t>
       </w:r>
     </w:p>
-    <w:bookmarkEnd w:id="1"/>
     <w:p>
       <w:pPr>
         <w:rPr>
@@ -1721,26 +1731,6 @@
 </file>
 
 <file path=customXml/item1.xml><?xml version="1.0" encoding="utf-8"?>
-<?mso-contentType ?>
-<FormTemplates xmlns="http://schemas.microsoft.com/sharepoint/v3/contenttype/forms">
-  <Display>DocumentLibraryForm</Display>
-  <Edit>DocumentLibraryForm</Edit>
-  <New>DocumentLibraryForm</New>
-</FormTemplates>
-</file>
-
-<file path=customXml/item2.xml><?xml version="1.0" encoding="utf-8"?>
-<p:properties xmlns:p="http://schemas.microsoft.com/office/2006/metadata/properties" xmlns:xsi="http://www.w3.org/2001/XMLSchema-instance" xmlns:pc="http://schemas.microsoft.com/office/infopath/2007/PartnerControls">
-  <documentManagement>
-    <TaxCatchAll xmlns="13c90a0b-73bc-4dc0-be5f-28d77b615beb" xsi:nil="true"/>
-    <lcf76f155ced4ddcb4097134ff3c332f xmlns="13c93bba-48ce-428c-bfe5-88b42c19b028">
-      <Terms xmlns="http://schemas.microsoft.com/office/infopath/2007/PartnerControls"/>
-    </lcf76f155ced4ddcb4097134ff3c332f>
-  </documentManagement>
-</p:properties>
-</file>
-
-<file path=customXml/item3.xml><?xml version="1.0" encoding="utf-8"?>
 <ct:contentTypeSchema xmlns:ct="http://schemas.microsoft.com/office/2006/metadata/contentType" xmlns:ma="http://schemas.microsoft.com/office/2006/metadata/properties/metaAttributes" ct:_="" ma:_="" ma:contentTypeName="Documento" ma:contentTypeID="0x0101006A81D6BD42E8DF4C91013959704817E1" ma:contentTypeVersion="15" ma:contentTypeDescription="Crear nuevo documento." ma:contentTypeScope="" ma:versionID="bf4f72ffd194f0963ff564daca6869f7">
   <xsd:schema xmlns:xsd="http://www.w3.org/2001/XMLSchema" xmlns:xs="http://www.w3.org/2001/XMLSchema" xmlns:p="http://schemas.microsoft.com/office/2006/metadata/properties" xmlns:ns2="13c90a0b-73bc-4dc0-be5f-28d77b615beb" xmlns:ns3="13c93bba-48ce-428c-bfe5-88b42c19b028" targetNamespace="http://schemas.microsoft.com/office/2006/metadata/properties" ma:root="true" ma:fieldsID="8718d6f4873a5b1392a45044efa78385" ns2:_="" ns3:_="">
     <xsd:import namespace="13c90a0b-73bc-4dc0-be5f-28d77b615beb"/>
@@ -1975,12 +1965,28 @@
 </ct:contentTypeSchema>
 </file>
 
+<file path=customXml/item2.xml><?xml version="1.0" encoding="utf-8"?>
+<p:properties xmlns:p="http://schemas.microsoft.com/office/2006/metadata/properties" xmlns:xsi="http://www.w3.org/2001/XMLSchema-instance" xmlns:pc="http://schemas.microsoft.com/office/infopath/2007/PartnerControls">
+  <documentManagement>
+    <TaxCatchAll xmlns="13c90a0b-73bc-4dc0-be5f-28d77b615beb" xsi:nil="true"/>
+    <lcf76f155ced4ddcb4097134ff3c332f xmlns="13c93bba-48ce-428c-bfe5-88b42c19b028">
+      <Terms xmlns="http://schemas.microsoft.com/office/infopath/2007/PartnerControls"/>
+    </lcf76f155ced4ddcb4097134ff3c332f>
+  </documentManagement>
+</p:properties>
+</file>
+
+<file path=customXml/item3.xml><?xml version="1.0" encoding="utf-8"?>
+<?mso-contentType ?>
+<FormTemplates xmlns="http://schemas.microsoft.com/sharepoint/v3/contenttype/forms">
+  <Display>DocumentLibraryForm</Display>
+  <Edit>DocumentLibraryForm</Edit>
+  <New>DocumentLibraryForm</New>
+</FormTemplates>
+</file>
+
 <file path=customXml/itemProps1.xml><?xml version="1.0" encoding="utf-8"?>
-<ds:datastoreItem xmlns:ds="http://schemas.openxmlformats.org/officeDocument/2006/customXml" ds:itemID="{A4CE464F-D60C-4CA7-8CA9-CDF0132F81A0}">
-  <ds:schemaRefs>
-    <ds:schemaRef ds:uri="http://schemas.microsoft.com/sharepoint/v3/contenttype/forms"/>
-  </ds:schemaRefs>
-</ds:datastoreItem>
+<ds:datastoreItem xmlns:ds="http://schemas.openxmlformats.org/officeDocument/2006/customXml" ds:itemID="{737F33CA-8C3C-485D-8F0C-76919C0A92D4}"/>
 </file>
 
 <file path=customXml/itemProps2.xml><?xml version="1.0" encoding="utf-8"?>
@@ -1995,5 +2001,9 @@
 </file>
 
 <file path=customXml/itemProps3.xml><?xml version="1.0" encoding="utf-8"?>
-<ds:datastoreItem xmlns:ds="http://schemas.openxmlformats.org/officeDocument/2006/customXml" ds:itemID="{BF93059A-F045-45ED-B6F5-87948F664DB2}"/>
+<ds:datastoreItem xmlns:ds="http://schemas.openxmlformats.org/officeDocument/2006/customXml" ds:itemID="{A4CE464F-D60C-4CA7-8CA9-CDF0132F81A0}">
+  <ds:schemaRefs>
+    <ds:schemaRef ds:uri="http://schemas.microsoft.com/sharepoint/v3/contenttype/forms"/>
+  </ds:schemaRefs>
+</ds:datastoreItem>
 </file>